--- a/examples/general/doc/06-utilities-examples_harutils_outliers.docx
+++ b/examples/general/doc/06-utilities-examples_harutils_outliers.docx
@@ -84,84 +84,159 @@
       </w:r>
     </w:p>
     <w:bookmarkEnd w:id="22"/>
-    <w:bookmarkStart w:id="47" w:name="walkthrough"/>
+    <w:bookmarkStart w:id="23" w:name="how-to-read-this-walkthrough"/>
     <w:p>
       <w:pPr>
         <w:pStyle w:val="Heading2"/>
       </w:pPr>
       <w:r>
-        <w:t xml:space="preserve">Walkthrough</w:t>
+        <w:t xml:space="preserve">How to read this walkthrough</w:t>
       </w:r>
     </w:p>
     <w:p>
       <w:pPr>
-        <w:pStyle w:val="SourceCode"/>
-      </w:pPr>
-      <w:r>
-        <w:rPr>
-          <w:rStyle w:val="CommentTok"/>
-        </w:rPr>
-        <w:t xml:space="preserve"># Install Harbinger (if needed)</w:t>
-      </w:r>
-      <w:r>
-        <w:br/>
-      </w:r>
-      <w:r>
-        <w:rPr>
-          <w:rStyle w:val="CommentTok"/>
-        </w:rPr>
-        <w:t xml:space="preserve">#install.packages("harbinger")</w:t>
+        <w:pStyle w:val="FirstParagraph"/>
+      </w:pPr>
+      <w:r>
+        <w:t xml:space="preserve">The code blocks below follow the same learning rhythm used throughout the collection: prepare the environment, choose the dataset, configure the method, run the analysis, and then inspect the result. Readers who are still learning time-series mining can use that order to understand not only</w:t>
+      </w:r>
+      <w:r>
+        <w:t xml:space="preserve"> </w:t>
+      </w:r>
+      <w:r>
+        <w:rPr>
+          <w:i/>
+          <w:iCs/>
+        </w:rPr>
+        <w:t xml:space="preserve">what</w:t>
+      </w:r>
+      <w:r>
+        <w:t xml:space="preserve"> </w:t>
+      </w:r>
+      <w:r>
+        <w:t xml:space="preserve">each command does, but also</w:t>
+      </w:r>
+      <w:r>
+        <w:t xml:space="preserve"> </w:t>
+      </w:r>
+      <w:r>
+        <w:rPr>
+          <w:i/>
+          <w:iCs/>
+        </w:rPr>
+        <w:t xml:space="preserve">why</w:t>
+      </w:r>
+      <w:r>
+        <w:t xml:space="preserve"> </w:t>
+      </w:r>
+      <w:r>
+        <w:t xml:space="preserve">it appears at that stage of the workflow.</w:t>
       </w:r>
     </w:p>
     <w:p>
       <w:pPr>
-        <w:pStyle w:val="SourceCode"/>
-      </w:pPr>
-      <w:r>
-        <w:rPr>
-          <w:rStyle w:val="CommentTok"/>
-        </w:rPr>
-        <w:t xml:space="preserve"># Load required packages</w:t>
-      </w:r>
-      <w:r>
-        <w:br/>
-      </w:r>
-      <w:r>
-        <w:rPr>
-          <w:rStyle w:val="FunctionTok"/>
-        </w:rPr>
-        <w:t xml:space="preserve">library</w:t>
-      </w:r>
-      <w:r>
-        <w:rPr>
-          <w:rStyle w:val="NormalTok"/>
-        </w:rPr>
-        <w:t xml:space="preserve">(daltoolbox)</w:t>
-      </w:r>
-      <w:r>
-        <w:br/>
-      </w:r>
-      <w:r>
-        <w:rPr>
-          <w:rStyle w:val="FunctionTok"/>
-        </w:rPr>
-        <w:t xml:space="preserve">library</w:t>
-      </w:r>
-      <w:r>
-        <w:rPr>
-          <w:rStyle w:val="NormalTok"/>
-        </w:rPr>
-        <w:t xml:space="preserve">(harbinger) </w:t>
+        <w:pStyle w:val="BodyText"/>
+      </w:pPr>
+      <w:r>
+        <w:t xml:space="preserve">As you go through the notebook, read the inline comments inside each chunk as the operational explanation and use the surrounding prose as the conceptual guide.</w:t>
+      </w:r>
+    </w:p>
+    <w:bookmarkEnd w:id="23"/>
+    <w:bookmarkStart w:id="51" w:name="walkthrough"/>
+    <w:p>
+      <w:pPr>
+        <w:pStyle w:val="Heading2"/>
+      </w:pPr>
+      <w:r>
+        <w:t xml:space="preserve">Walkthrough</w:t>
+      </w:r>
+    </w:p>
+    <w:bookmarkStart w:id="24" w:name="prepare-the-example"/>
+    <w:p>
+      <w:pPr>
+        <w:pStyle w:val="Heading3"/>
+      </w:pPr>
+      <w:r>
+        <w:t xml:space="preserve">Prepare the Example</w:t>
       </w:r>
     </w:p>
     <w:p>
       <w:pPr>
+        <w:pStyle w:val="FirstParagraph"/>
+      </w:pPr>
+      <w:r>
+        <w:t xml:space="preserve">We begin by organizing the environment, loading the packages, and selecting the dataset used in the notebook. This part is intentionally more direct: the goal is to make the starting point explicit before the method-specific reasoning begins.</w:t>
+      </w:r>
+    </w:p>
+    <w:p>
+      <w:pPr>
         <w:pStyle w:val="SourceCode"/>
       </w:pPr>
       <w:r>
         <w:rPr>
           <w:rStyle w:val="CommentTok"/>
         </w:rPr>
+        <w:t xml:space="preserve"># Install Harbinger (if needed)</w:t>
+      </w:r>
+      <w:r>
+        <w:br/>
+      </w:r>
+      <w:r>
+        <w:rPr>
+          <w:rStyle w:val="CommentTok"/>
+        </w:rPr>
+        <w:t xml:space="preserve">#install.packages("harbinger")</w:t>
+      </w:r>
+    </w:p>
+    <w:p>
+      <w:pPr>
+        <w:pStyle w:val="SourceCode"/>
+      </w:pPr>
+      <w:r>
+        <w:rPr>
+          <w:rStyle w:val="CommentTok"/>
+        </w:rPr>
+        <w:t xml:space="preserve"># Load required packages</w:t>
+      </w:r>
+      <w:r>
+        <w:br/>
+      </w:r>
+      <w:r>
+        <w:rPr>
+          <w:rStyle w:val="FunctionTok"/>
+        </w:rPr>
+        <w:t xml:space="preserve">library</w:t>
+      </w:r>
+      <w:r>
+        <w:rPr>
+          <w:rStyle w:val="NormalTok"/>
+        </w:rPr>
+        <w:t xml:space="preserve">(daltoolbox)</w:t>
+      </w:r>
+      <w:r>
+        <w:br/>
+      </w:r>
+      <w:r>
+        <w:rPr>
+          <w:rStyle w:val="FunctionTok"/>
+        </w:rPr>
+        <w:t xml:space="preserve">library</w:t>
+      </w:r>
+      <w:r>
+        <w:rPr>
+          <w:rStyle w:val="NormalTok"/>
+        </w:rPr>
+        <w:t xml:space="preserve">(harbinger) </w:t>
+      </w:r>
+    </w:p>
+    <w:p>
+      <w:pPr>
+        <w:pStyle w:val="SourceCode"/>
+      </w:pPr>
+      <w:r>
+        <w:rPr>
+          <w:rStyle w:val="CommentTok"/>
+        </w:rPr>
         <w:t xml:space="preserve"># Instantiate utilities</w:t>
       </w:r>
       <w:r>
@@ -196,6 +271,24 @@
           <w:rStyle w:val="NormalTok"/>
         </w:rPr>
         <w:t xml:space="preserve">()</w:t>
+      </w:r>
+    </w:p>
+    <w:bookmarkEnd w:id="24"/>
+    <w:bookmarkStart w:id="28" w:name="interpret-the-result-visually"/>
+    <w:p>
+      <w:pPr>
+        <w:pStyle w:val="Heading3"/>
+      </w:pPr>
+      <w:r>
+        <w:t xml:space="preserve">Interpret the Result Visually</w:t>
+      </w:r>
+    </w:p>
+    <w:p>
+      <w:pPr>
+        <w:pStyle w:val="FirstParagraph"/>
+      </w:pPr>
+      <w:r>
+        <w:t xml:space="preserve">The final plots are not just illustrations. They help the reader connect the method’s internal output with the original series, making it easier to see why a point, range, motif, or symbolic pattern was emphasized and whether that emphasis is coherent with the stated objective of the example.</w:t>
       </w:r>
     </w:p>
     <w:p>
@@ -305,18 +398,18 @@
           <wp:inline>
             <wp:extent cx="4620126" cy="3696101"/>
             <wp:effectExtent b="0" l="0" r="0" t="0"/>
-            <wp:docPr descr="" title="" id="24" name="Picture"/>
+            <wp:docPr descr="" title="" id="26" name="Picture"/>
             <a:graphic>
               <a:graphicData uri="http://schemas.openxmlformats.org/drawingml/2006/picture">
                 <pic:pic>
                   <pic:nvPicPr>
-                    <pic:cNvPr descr="/home/gpca/harbinger/examples/general/doc/examples_harutils_outliers_files/figure-docx/unnamed-chunk-4-1.png" id="25" name="Picture"/>
+                    <pic:cNvPr descr="/home/gpca/harbinger/examples/general/doc/06-utilities-examples_harutils_outliers_files/figure-docx/unnamed-chunk-4-1.png" id="27" name="Picture"/>
                     <pic:cNvPicPr>
                       <a:picLocks noChangeArrowheads="1" noChangeAspect="1"/>
                     </pic:cNvPicPr>
                   </pic:nvPicPr>
                   <pic:blipFill>
-                    <a:blip r:embed="rId23"/>
+                    <a:blip r:embed="rId25"/>
                     <a:stretch>
                       <a:fillRect/>
                     </a:stretch>
@@ -343,225 +436,14 @@
         </w:drawing>
       </w:r>
     </w:p>
+    <w:bookmarkEnd w:id="28"/>
+    <w:bookmarkStart w:id="50" w:name="configure-the-method"/>
     <w:p>
       <w:pPr>
-        <w:pStyle w:val="SourceCode"/>
-      </w:pPr>
-      <w:r>
-        <w:rPr>
-          <w:rStyle w:val="CommentTok"/>
-        </w:rPr>
-        <w:t xml:space="preserve"># Baseline: ARIMA with default distance (L2) and threshold (Gaussian 3-sigma)</w:t>
-      </w:r>
-      <w:r>
-        <w:br/>
-      </w:r>
-      <w:r>
-        <w:rPr>
-          <w:rStyle w:val="NormalTok"/>
-        </w:rPr>
-        <w:t xml:space="preserve">model </w:t>
-      </w:r>
-      <w:r>
-        <w:rPr>
-          <w:rStyle w:val="OtherTok"/>
-        </w:rPr>
-        <w:t xml:space="preserve">&lt;-</w:t>
-      </w:r>
-      <w:r>
-        <w:rPr>
-          <w:rStyle w:val="NormalTok"/>
-        </w:rPr>
-        <w:t xml:space="preserve"> </w:t>
-      </w:r>
-      <w:r>
-        <w:rPr>
-          <w:rStyle w:val="FunctionTok"/>
-        </w:rPr>
-        <w:t xml:space="preserve">hanr_arima</w:t>
-      </w:r>
-      <w:r>
-        <w:rPr>
-          <w:rStyle w:val="NormalTok"/>
-        </w:rPr>
-        <w:t xml:space="preserve">()</w:t>
-      </w:r>
-      <w:r>
-        <w:br/>
-      </w:r>
-      <w:r>
-        <w:rPr>
-          <w:rStyle w:val="NormalTok"/>
-        </w:rPr>
-        <w:t xml:space="preserve">model </w:t>
-      </w:r>
-      <w:r>
-        <w:rPr>
-          <w:rStyle w:val="OtherTok"/>
-        </w:rPr>
-        <w:t xml:space="preserve">&lt;-</w:t>
-      </w:r>
-      <w:r>
-        <w:rPr>
-          <w:rStyle w:val="NormalTok"/>
-        </w:rPr>
-        <w:t xml:space="preserve"> </w:t>
-      </w:r>
-      <w:r>
-        <w:rPr>
-          <w:rStyle w:val="FunctionTok"/>
-        </w:rPr>
-        <w:t xml:space="preserve">fit</w:t>
-      </w:r>
-      <w:r>
-        <w:rPr>
-          <w:rStyle w:val="NormalTok"/>
-        </w:rPr>
-        <w:t xml:space="preserve">(model, dataset</w:t>
-      </w:r>
-      <w:r>
-        <w:rPr>
-          <w:rStyle w:val="SpecialCharTok"/>
-        </w:rPr>
-        <w:t xml:space="preserve">$</w:t>
-      </w:r>
-      <w:r>
-        <w:rPr>
-          <w:rStyle w:val="NormalTok"/>
-        </w:rPr>
-        <w:t xml:space="preserve">serie)</w:t>
-      </w:r>
-      <w:r>
-        <w:br/>
-      </w:r>
-      <w:r>
-        <w:rPr>
-          <w:rStyle w:val="NormalTok"/>
-        </w:rPr>
-        <w:t xml:space="preserve">detection </w:t>
-      </w:r>
-      <w:r>
-        <w:rPr>
-          <w:rStyle w:val="OtherTok"/>
-        </w:rPr>
-        <w:t xml:space="preserve">&lt;-</w:t>
-      </w:r>
-      <w:r>
-        <w:rPr>
-          <w:rStyle w:val="NormalTok"/>
-        </w:rPr>
-        <w:t xml:space="preserve"> </w:t>
-      </w:r>
-      <w:r>
-        <w:rPr>
-          <w:rStyle w:val="FunctionTok"/>
-        </w:rPr>
-        <w:t xml:space="preserve">detect</w:t>
-      </w:r>
-      <w:r>
-        <w:rPr>
-          <w:rStyle w:val="NormalTok"/>
-        </w:rPr>
-        <w:t xml:space="preserve">(model, dataset</w:t>
-      </w:r>
-      <w:r>
-        <w:rPr>
-          <w:rStyle w:val="SpecialCharTok"/>
-        </w:rPr>
-        <w:t xml:space="preserve">$</w:t>
-      </w:r>
-      <w:r>
-        <w:rPr>
-          <w:rStyle w:val="NormalTok"/>
-        </w:rPr>
-        <w:t xml:space="preserve">serie)</w:t>
-      </w:r>
-      <w:r>
-        <w:br/>
-      </w:r>
-      <w:r>
-        <w:rPr>
-          <w:rStyle w:val="FunctionTok"/>
-        </w:rPr>
-        <w:t xml:space="preserve">har_plot</w:t>
-      </w:r>
-      <w:r>
-        <w:rPr>
-          <w:rStyle w:val="NormalTok"/>
-        </w:rPr>
-        <w:t xml:space="preserve">(model, </w:t>
-      </w:r>
-      <w:r>
-        <w:rPr>
-          <w:rStyle w:val="FunctionTok"/>
-        </w:rPr>
-        <w:t xml:space="preserve">attr</w:t>
-      </w:r>
-      <w:r>
-        <w:rPr>
-          <w:rStyle w:val="NormalTok"/>
-        </w:rPr>
-        <w:t xml:space="preserve">(detection, </w:t>
-      </w:r>
-      <w:r>
-        <w:rPr>
-          <w:rStyle w:val="StringTok"/>
-        </w:rPr>
-        <w:t xml:space="preserve">"res"</w:t>
-      </w:r>
-      <w:r>
-        <w:rPr>
-          <w:rStyle w:val="NormalTok"/>
-        </w:rPr>
-        <w:t xml:space="preserve">), detection, dataset</w:t>
-      </w:r>
-      <w:r>
-        <w:rPr>
-          <w:rStyle w:val="SpecialCharTok"/>
-        </w:rPr>
-        <w:t xml:space="preserve">$</w:t>
-      </w:r>
-      <w:r>
-        <w:rPr>
-          <w:rStyle w:val="NormalTok"/>
-        </w:rPr>
-        <w:t xml:space="preserve">event, </w:t>
-      </w:r>
-      <w:r>
-        <w:rPr>
-          <w:rStyle w:val="AttributeTok"/>
-        </w:rPr>
-        <w:t xml:space="preserve">yline =</w:t>
-      </w:r>
-      <w:r>
-        <w:rPr>
-          <w:rStyle w:val="NormalTok"/>
-        </w:rPr>
-        <w:t xml:space="preserve"> </w:t>
-      </w:r>
-      <w:r>
-        <w:rPr>
-          <w:rStyle w:val="FunctionTok"/>
-        </w:rPr>
-        <w:t xml:space="preserve">attr</w:t>
-      </w:r>
-      <w:r>
-        <w:rPr>
-          <w:rStyle w:val="NormalTok"/>
-        </w:rPr>
-        <w:t xml:space="preserve">(detection, </w:t>
-      </w:r>
-      <w:r>
-        <w:rPr>
-          <w:rStyle w:val="StringTok"/>
-        </w:rPr>
-        <w:t xml:space="preserve">"threshold"</w:t>
-      </w:r>
-      <w:r>
-        <w:rPr>
-          <w:rStyle w:val="NormalTok"/>
-        </w:rPr>
-        <w:t xml:space="preserve">))</w:t>
+        <w:pStyle w:val="Heading3"/>
+      </w:pPr>
+      <w:r>
+        <w:t xml:space="preserve">Configure the Method</w:t>
       </w:r>
     </w:p>
     <w:p>
@@ -569,46 +451,7 @@
         <w:pStyle w:val="FirstParagraph"/>
       </w:pPr>
       <w:r>
-        <w:drawing>
-          <wp:inline>
-            <wp:extent cx="4620126" cy="3696101"/>
-            <wp:effectExtent b="0" l="0" r="0" t="0"/>
-            <wp:docPr descr="" title="" id="27" name="Picture"/>
-            <a:graphic>
-              <a:graphicData uri="http://schemas.openxmlformats.org/drawingml/2006/picture">
-                <pic:pic>
-                  <pic:nvPicPr>
-                    <pic:cNvPr descr="/home/gpca/harbinger/examples/general/doc/examples_harutils_outliers_files/figure-docx/unnamed-chunk-5-1.png" id="28" name="Picture"/>
-                    <pic:cNvPicPr>
-                      <a:picLocks noChangeArrowheads="1" noChangeAspect="1"/>
-                    </pic:cNvPicPr>
-                  </pic:nvPicPr>
-                  <pic:blipFill>
-                    <a:blip r:embed="rId26"/>
-                    <a:stretch>
-                      <a:fillRect/>
-                    </a:stretch>
-                  </pic:blipFill>
-                  <pic:spPr bwMode="auto">
-                    <a:xfrm>
-                      <a:off x="0" y="0"/>
-                      <a:ext cx="4620126" cy="3696101"/>
-                    </a:xfrm>
-                    <a:prstGeom prst="rect">
-                      <a:avLst/>
-                    </a:prstGeom>
-                    <a:noFill/>
-                    <a:ln w="9525">
-                      <a:noFill/>
-                      <a:headEnd/>
-                      <a:tailEnd/>
-                    </a:ln>
-                  </pic:spPr>
-                </pic:pic>
-              </a:graphicData>
-            </a:graphic>
-          </wp:inline>
-        </w:drawing>
+        <w:t xml:space="preserve">The next step is to instantiate the method and, when necessary, fit it to the selected series. This is where the notebook makes its analytical choice explicit: the parameters chosen here determine what kind of pattern the detector or transformer will become sensitive to and how the later outputs should be interpreted.</w:t>
       </w:r>
     </w:p>
     <w:p>
@@ -619,7 +462,7 @@
         <w:rPr>
           <w:rStyle w:val="CommentTok"/>
         </w:rPr>
-        <w:t xml:space="preserve"># Use Boxplot/IQR threshold instead of Gaussian</w:t>
+        <w:t xml:space="preserve"># Baseline: ARIMA with default distance (L2) and threshold (Gaussian 3-sigma)</w:t>
       </w:r>
       <w:r>
         <w:br/>
@@ -653,51 +496,6 @@
           <w:rStyle w:val="NormalTok"/>
         </w:rPr>
         <w:t xml:space="preserve">()</w:t>
-      </w:r>
-      <w:r>
-        <w:br/>
-      </w:r>
-      <w:r>
-        <w:rPr>
-          <w:rStyle w:val="NormalTok"/>
-        </w:rPr>
-        <w:t xml:space="preserve">model</w:t>
-      </w:r>
-      <w:r>
-        <w:rPr>
-          <w:rStyle w:val="SpecialCharTok"/>
-        </w:rPr>
-        <w:t xml:space="preserve">$</w:t>
-      </w:r>
-      <w:r>
-        <w:rPr>
-          <w:rStyle w:val="NormalTok"/>
-        </w:rPr>
-        <w:t xml:space="preserve">har_outliers </w:t>
-      </w:r>
-      <w:r>
-        <w:rPr>
-          <w:rStyle w:val="OtherTok"/>
-        </w:rPr>
-        <w:t xml:space="preserve">&lt;-</w:t>
-      </w:r>
-      <w:r>
-        <w:rPr>
-          <w:rStyle w:val="NormalTok"/>
-        </w:rPr>
-        <w:t xml:space="preserve"> hutils</w:t>
-      </w:r>
-      <w:r>
-        <w:rPr>
-          <w:rStyle w:val="SpecialCharTok"/>
-        </w:rPr>
-        <w:t xml:space="preserve">$</w:t>
-      </w:r>
-      <w:r>
-        <w:rPr>
-          <w:rStyle w:val="NormalTok"/>
-        </w:rPr>
-        <w:t xml:space="preserve">har_outliers_boxplot</w:t>
       </w:r>
       <w:r>
         <w:br/>
@@ -891,7 +689,7 @@
               <a:graphicData uri="http://schemas.openxmlformats.org/drawingml/2006/picture">
                 <pic:pic>
                   <pic:nvPicPr>
-                    <pic:cNvPr descr="/home/gpca/harbinger/examples/general/doc/examples_harutils_outliers_files/figure-docx/unnamed-chunk-6-1.png" id="31" name="Picture"/>
+                    <pic:cNvPr descr="/home/gpca/harbinger/examples/general/doc/06-utilities-examples_harutils_outliers_files/figure-docx/unnamed-chunk-5-1.png" id="31" name="Picture"/>
                     <pic:cNvPicPr>
                       <a:picLocks noChangeArrowheads="1" noChangeAspect="1"/>
                     </pic:cNvPicPr>
@@ -932,7 +730,7 @@
         <w:rPr>
           <w:rStyle w:val="CommentTok"/>
         </w:rPr>
-        <w:t xml:space="preserve"># Use ratio thresholding emphasizing relative deviation</w:t>
+        <w:t xml:space="preserve"># Use Boxplot/IQR threshold instead of Gaussian</w:t>
       </w:r>
       <w:r>
         <w:br/>
@@ -1010,7 +808,7 @@
         <w:rPr>
           <w:rStyle w:val="NormalTok"/>
         </w:rPr>
-        <w:t xml:space="preserve">har_outliers_ratio</w:t>
+        <w:t xml:space="preserve">har_outliers_boxplot</w:t>
       </w:r>
       <w:r>
         <w:br/>
@@ -1204,7 +1002,7 @@
               <a:graphicData uri="http://schemas.openxmlformats.org/drawingml/2006/picture">
                 <pic:pic>
                   <pic:nvPicPr>
-                    <pic:cNvPr descr="/home/gpca/harbinger/examples/general/doc/examples_harutils_outliers_files/figure-docx/unnamed-chunk-7-1.png" id="34" name="Picture"/>
+                    <pic:cNvPr descr="/home/gpca/harbinger/examples/general/doc/06-utilities-examples_harutils_outliers_files/figure-docx/unnamed-chunk-6-1.png" id="34" name="Picture"/>
                     <pic:cNvPicPr>
                       <a:picLocks noChangeArrowheads="1" noChangeAspect="1"/>
                     </pic:cNvPicPr>
@@ -1245,7 +1043,7 @@
         <w:rPr>
           <w:rStyle w:val="CommentTok"/>
         </w:rPr>
-        <w:t xml:space="preserve"># Change distance to L1 (absolute deviation)</w:t>
+        <w:t xml:space="preserve"># Use ratio thresholding emphasizing relative deviation</w:t>
       </w:r>
       <w:r>
         <w:br/>
@@ -1299,7 +1097,7 @@
         <w:rPr>
           <w:rStyle w:val="NormalTok"/>
         </w:rPr>
-        <w:t xml:space="preserve">har_distance </w:t>
+        <w:t xml:space="preserve">har_outliers </w:t>
       </w:r>
       <w:r>
         <w:rPr>
@@ -1323,7 +1121,7 @@
         <w:rPr>
           <w:rStyle w:val="NormalTok"/>
         </w:rPr>
-        <w:t xml:space="preserve">har_distance_l1</w:t>
+        <w:t xml:space="preserve">har_outliers_ratio</w:t>
       </w:r>
       <w:r>
         <w:br/>
@@ -1517,7 +1315,7 @@
               <a:graphicData uri="http://schemas.openxmlformats.org/drawingml/2006/picture">
                 <pic:pic>
                   <pic:nvPicPr>
-                    <pic:cNvPr descr="/home/gpca/harbinger/examples/general/doc/examples_harutils_outliers_files/figure-docx/unnamed-chunk-8-1.png" id="37" name="Picture"/>
+                    <pic:cNvPr descr="/home/gpca/harbinger/examples/general/doc/06-utilities-examples_harutils_outliers_files/figure-docx/unnamed-chunk-7-1.png" id="37" name="Picture"/>
                     <pic:cNvPicPr>
                       <a:picLocks noChangeArrowheads="1" noChangeAspect="1"/>
                     </pic:cNvPicPr>
@@ -1558,7 +1356,7 @@
         <w:rPr>
           <w:rStyle w:val="CommentTok"/>
         </w:rPr>
-        <w:t xml:space="preserve"># L1 distance + Boxplot/IQR threshold</w:t>
+        <w:t xml:space="preserve"># Change distance to L1 (absolute deviation)</w:t>
       </w:r>
       <w:r>
         <w:br/>
@@ -1637,51 +1435,6 @@
           <w:rStyle w:val="NormalTok"/>
         </w:rPr>
         <w:t xml:space="preserve">har_distance_l1</w:t>
-      </w:r>
-      <w:r>
-        <w:br/>
-      </w:r>
-      <w:r>
-        <w:rPr>
-          <w:rStyle w:val="NormalTok"/>
-        </w:rPr>
-        <w:t xml:space="preserve">model</w:t>
-      </w:r>
-      <w:r>
-        <w:rPr>
-          <w:rStyle w:val="SpecialCharTok"/>
-        </w:rPr>
-        <w:t xml:space="preserve">$</w:t>
-      </w:r>
-      <w:r>
-        <w:rPr>
-          <w:rStyle w:val="NormalTok"/>
-        </w:rPr>
-        <w:t xml:space="preserve">har_outliers </w:t>
-      </w:r>
-      <w:r>
-        <w:rPr>
-          <w:rStyle w:val="OtherTok"/>
-        </w:rPr>
-        <w:t xml:space="preserve">&lt;-</w:t>
-      </w:r>
-      <w:r>
-        <w:rPr>
-          <w:rStyle w:val="NormalTok"/>
-        </w:rPr>
-        <w:t xml:space="preserve"> hutils</w:t>
-      </w:r>
-      <w:r>
-        <w:rPr>
-          <w:rStyle w:val="SpecialCharTok"/>
-        </w:rPr>
-        <w:t xml:space="preserve">$</w:t>
-      </w:r>
-      <w:r>
-        <w:rPr>
-          <w:rStyle w:val="NormalTok"/>
-        </w:rPr>
-        <w:t xml:space="preserve">har_outliers_boxplot</w:t>
       </w:r>
       <w:r>
         <w:br/>
@@ -1875,7 +1628,7 @@
               <a:graphicData uri="http://schemas.openxmlformats.org/drawingml/2006/picture">
                 <pic:pic>
                   <pic:nvPicPr>
-                    <pic:cNvPr descr="/home/gpca/harbinger/examples/general/doc/examples_harutils_outliers_files/figure-docx/unnamed-chunk-9-1.png" id="40" name="Picture"/>
+                    <pic:cNvPr descr="/home/gpca/harbinger/examples/general/doc/06-utilities-examples_harutils_outliers_files/figure-docx/unnamed-chunk-8-1.png" id="40" name="Picture"/>
                     <pic:cNvPicPr>
                       <a:picLocks noChangeArrowheads="1" noChangeAspect="1"/>
                     </pic:cNvPicPr>
@@ -1916,7 +1669,7 @@
         <w:rPr>
           <w:rStyle w:val="CommentTok"/>
         </w:rPr>
-        <w:t xml:space="preserve"># L1 distance + ratio threshold</w:t>
+        <w:t xml:space="preserve"># L1 distance + Boxplot/IQR threshold</w:t>
       </w:r>
       <w:r>
         <w:br/>
@@ -2039,7 +1792,7 @@
         <w:rPr>
           <w:rStyle w:val="NormalTok"/>
         </w:rPr>
-        <w:t xml:space="preserve">har_outliers_ratio</w:t>
+        <w:t xml:space="preserve">har_outliers_boxplot</w:t>
       </w:r>
       <w:r>
         <w:br/>
@@ -2233,7 +1986,7 @@
               <a:graphicData uri="http://schemas.openxmlformats.org/drawingml/2006/picture">
                 <pic:pic>
                   <pic:nvPicPr>
-                    <pic:cNvPr descr="/home/gpca/harbinger/examples/general/doc/examples_harutils_outliers_files/figure-docx/unnamed-chunk-10-1.png" id="43" name="Picture"/>
+                    <pic:cNvPr descr="/home/gpca/harbinger/examples/general/doc/06-utilities-examples_harutils_outliers_files/figure-docx/unnamed-chunk-9-1.png" id="43" name="Picture"/>
                     <pic:cNvPicPr>
                       <a:picLocks noChangeArrowheads="1" noChangeAspect="1"/>
                     </pic:cNvPicPr>
@@ -2274,7 +2027,7 @@
         <w:rPr>
           <w:rStyle w:val="CommentTok"/>
         </w:rPr>
-        <w:t xml:space="preserve"># Keep only the highest-magnitude index in contiguous runs</w:t>
+        <w:t xml:space="preserve"># L1 distance + ratio threshold</w:t>
       </w:r>
       <w:r>
         <w:br/>
@@ -2397,52 +2150,7 @@
         <w:rPr>
           <w:rStyle w:val="NormalTok"/>
         </w:rPr>
-        <w:t xml:space="preserve">har_outliers_boxplot</w:t>
-      </w:r>
-      <w:r>
-        <w:br/>
-      </w:r>
-      <w:r>
-        <w:rPr>
-          <w:rStyle w:val="NormalTok"/>
-        </w:rPr>
-        <w:t xml:space="preserve">model</w:t>
-      </w:r>
-      <w:r>
-        <w:rPr>
-          <w:rStyle w:val="SpecialCharTok"/>
-        </w:rPr>
-        <w:t xml:space="preserve">$</w:t>
-      </w:r>
-      <w:r>
-        <w:rPr>
-          <w:rStyle w:val="NormalTok"/>
-        </w:rPr>
-        <w:t xml:space="preserve">har_outliers_check </w:t>
-      </w:r>
-      <w:r>
-        <w:rPr>
-          <w:rStyle w:val="OtherTok"/>
-        </w:rPr>
-        <w:t xml:space="preserve">&lt;-</w:t>
-      </w:r>
-      <w:r>
-        <w:rPr>
-          <w:rStyle w:val="NormalTok"/>
-        </w:rPr>
-        <w:t xml:space="preserve"> hutils</w:t>
-      </w:r>
-      <w:r>
-        <w:rPr>
-          <w:rStyle w:val="SpecialCharTok"/>
-        </w:rPr>
-        <w:t xml:space="preserve">$</w:t>
-      </w:r>
-      <w:r>
-        <w:rPr>
-          <w:rStyle w:val="NormalTok"/>
-        </w:rPr>
-        <w:t xml:space="preserve">har_outliers_checks_highgroup</w:t>
+        <w:t xml:space="preserve">har_outliers_ratio</w:t>
       </w:r>
       <w:r>
         <w:br/>
@@ -2636,7 +2344,7 @@
               <a:graphicData uri="http://schemas.openxmlformats.org/drawingml/2006/picture">
                 <pic:pic>
                   <pic:nvPicPr>
-                    <pic:cNvPr descr="/home/gpca/harbinger/examples/general/doc/examples_harutils_outliers_files/figure-docx/unnamed-chunk-11-1.png" id="46" name="Picture"/>
+                    <pic:cNvPr descr="/home/gpca/harbinger/examples/general/doc/06-utilities-examples_harutils_outliers_files/figure-docx/unnamed-chunk-10-1.png" id="46" name="Picture"/>
                     <pic:cNvPicPr>
                       <a:picLocks noChangeArrowheads="1" noChangeAspect="1"/>
                     </pic:cNvPicPr>
@@ -2669,8 +2377,412 @@
         </w:drawing>
       </w:r>
     </w:p>
-    <w:bookmarkEnd w:id="47"/>
-    <w:bookmarkStart w:id="48" w:name="references"/>
+    <w:p>
+      <w:pPr>
+        <w:pStyle w:val="SourceCode"/>
+      </w:pPr>
+      <w:r>
+        <w:rPr>
+          <w:rStyle w:val="CommentTok"/>
+        </w:rPr>
+        <w:t xml:space="preserve"># Keep only the highest-magnitude index in contiguous runs</w:t>
+      </w:r>
+      <w:r>
+        <w:br/>
+      </w:r>
+      <w:r>
+        <w:rPr>
+          <w:rStyle w:val="NormalTok"/>
+        </w:rPr>
+        <w:t xml:space="preserve">model </w:t>
+      </w:r>
+      <w:r>
+        <w:rPr>
+          <w:rStyle w:val="OtherTok"/>
+        </w:rPr>
+        <w:t xml:space="preserve">&lt;-</w:t>
+      </w:r>
+      <w:r>
+        <w:rPr>
+          <w:rStyle w:val="NormalTok"/>
+        </w:rPr>
+        <w:t xml:space="preserve"> </w:t>
+      </w:r>
+      <w:r>
+        <w:rPr>
+          <w:rStyle w:val="FunctionTok"/>
+        </w:rPr>
+        <w:t xml:space="preserve">hanr_arima</w:t>
+      </w:r>
+      <w:r>
+        <w:rPr>
+          <w:rStyle w:val="NormalTok"/>
+        </w:rPr>
+        <w:t xml:space="preserve">()</w:t>
+      </w:r>
+      <w:r>
+        <w:br/>
+      </w:r>
+      <w:r>
+        <w:rPr>
+          <w:rStyle w:val="NormalTok"/>
+        </w:rPr>
+        <w:t xml:space="preserve">model</w:t>
+      </w:r>
+      <w:r>
+        <w:rPr>
+          <w:rStyle w:val="SpecialCharTok"/>
+        </w:rPr>
+        <w:t xml:space="preserve">$</w:t>
+      </w:r>
+      <w:r>
+        <w:rPr>
+          <w:rStyle w:val="NormalTok"/>
+        </w:rPr>
+        <w:t xml:space="preserve">har_distance </w:t>
+      </w:r>
+      <w:r>
+        <w:rPr>
+          <w:rStyle w:val="OtherTok"/>
+        </w:rPr>
+        <w:t xml:space="preserve">&lt;-</w:t>
+      </w:r>
+      <w:r>
+        <w:rPr>
+          <w:rStyle w:val="NormalTok"/>
+        </w:rPr>
+        <w:t xml:space="preserve"> hutils</w:t>
+      </w:r>
+      <w:r>
+        <w:rPr>
+          <w:rStyle w:val="SpecialCharTok"/>
+        </w:rPr>
+        <w:t xml:space="preserve">$</w:t>
+      </w:r>
+      <w:r>
+        <w:rPr>
+          <w:rStyle w:val="NormalTok"/>
+        </w:rPr>
+        <w:t xml:space="preserve">har_distance_l1</w:t>
+      </w:r>
+      <w:r>
+        <w:br/>
+      </w:r>
+      <w:r>
+        <w:rPr>
+          <w:rStyle w:val="NormalTok"/>
+        </w:rPr>
+        <w:t xml:space="preserve">model</w:t>
+      </w:r>
+      <w:r>
+        <w:rPr>
+          <w:rStyle w:val="SpecialCharTok"/>
+        </w:rPr>
+        <w:t xml:space="preserve">$</w:t>
+      </w:r>
+      <w:r>
+        <w:rPr>
+          <w:rStyle w:val="NormalTok"/>
+        </w:rPr>
+        <w:t xml:space="preserve">har_outliers </w:t>
+      </w:r>
+      <w:r>
+        <w:rPr>
+          <w:rStyle w:val="OtherTok"/>
+        </w:rPr>
+        <w:t xml:space="preserve">&lt;-</w:t>
+      </w:r>
+      <w:r>
+        <w:rPr>
+          <w:rStyle w:val="NormalTok"/>
+        </w:rPr>
+        <w:t xml:space="preserve"> hutils</w:t>
+      </w:r>
+      <w:r>
+        <w:rPr>
+          <w:rStyle w:val="SpecialCharTok"/>
+        </w:rPr>
+        <w:t xml:space="preserve">$</w:t>
+      </w:r>
+      <w:r>
+        <w:rPr>
+          <w:rStyle w:val="NormalTok"/>
+        </w:rPr>
+        <w:t xml:space="preserve">har_outliers_boxplot</w:t>
+      </w:r>
+      <w:r>
+        <w:br/>
+      </w:r>
+      <w:r>
+        <w:rPr>
+          <w:rStyle w:val="NormalTok"/>
+        </w:rPr>
+        <w:t xml:space="preserve">model</w:t>
+      </w:r>
+      <w:r>
+        <w:rPr>
+          <w:rStyle w:val="SpecialCharTok"/>
+        </w:rPr>
+        <w:t xml:space="preserve">$</w:t>
+      </w:r>
+      <w:r>
+        <w:rPr>
+          <w:rStyle w:val="NormalTok"/>
+        </w:rPr>
+        <w:t xml:space="preserve">har_outliers_check </w:t>
+      </w:r>
+      <w:r>
+        <w:rPr>
+          <w:rStyle w:val="OtherTok"/>
+        </w:rPr>
+        <w:t xml:space="preserve">&lt;-</w:t>
+      </w:r>
+      <w:r>
+        <w:rPr>
+          <w:rStyle w:val="NormalTok"/>
+        </w:rPr>
+        <w:t xml:space="preserve"> hutils</w:t>
+      </w:r>
+      <w:r>
+        <w:rPr>
+          <w:rStyle w:val="SpecialCharTok"/>
+        </w:rPr>
+        <w:t xml:space="preserve">$</w:t>
+      </w:r>
+      <w:r>
+        <w:rPr>
+          <w:rStyle w:val="NormalTok"/>
+        </w:rPr>
+        <w:t xml:space="preserve">har_outliers_checks_highgroup</w:t>
+      </w:r>
+      <w:r>
+        <w:br/>
+      </w:r>
+      <w:r>
+        <w:rPr>
+          <w:rStyle w:val="NormalTok"/>
+        </w:rPr>
+        <w:t xml:space="preserve">model </w:t>
+      </w:r>
+      <w:r>
+        <w:rPr>
+          <w:rStyle w:val="OtherTok"/>
+        </w:rPr>
+        <w:t xml:space="preserve">&lt;-</w:t>
+      </w:r>
+      <w:r>
+        <w:rPr>
+          <w:rStyle w:val="NormalTok"/>
+        </w:rPr>
+        <w:t xml:space="preserve"> </w:t>
+      </w:r>
+      <w:r>
+        <w:rPr>
+          <w:rStyle w:val="FunctionTok"/>
+        </w:rPr>
+        <w:t xml:space="preserve">fit</w:t>
+      </w:r>
+      <w:r>
+        <w:rPr>
+          <w:rStyle w:val="NormalTok"/>
+        </w:rPr>
+        <w:t xml:space="preserve">(model, dataset</w:t>
+      </w:r>
+      <w:r>
+        <w:rPr>
+          <w:rStyle w:val="SpecialCharTok"/>
+        </w:rPr>
+        <w:t xml:space="preserve">$</w:t>
+      </w:r>
+      <w:r>
+        <w:rPr>
+          <w:rStyle w:val="NormalTok"/>
+        </w:rPr>
+        <w:t xml:space="preserve">serie)</w:t>
+      </w:r>
+      <w:r>
+        <w:br/>
+      </w:r>
+      <w:r>
+        <w:rPr>
+          <w:rStyle w:val="NormalTok"/>
+        </w:rPr>
+        <w:t xml:space="preserve">detection </w:t>
+      </w:r>
+      <w:r>
+        <w:rPr>
+          <w:rStyle w:val="OtherTok"/>
+        </w:rPr>
+        <w:t xml:space="preserve">&lt;-</w:t>
+      </w:r>
+      <w:r>
+        <w:rPr>
+          <w:rStyle w:val="NormalTok"/>
+        </w:rPr>
+        <w:t xml:space="preserve"> </w:t>
+      </w:r>
+      <w:r>
+        <w:rPr>
+          <w:rStyle w:val="FunctionTok"/>
+        </w:rPr>
+        <w:t xml:space="preserve">detect</w:t>
+      </w:r>
+      <w:r>
+        <w:rPr>
+          <w:rStyle w:val="NormalTok"/>
+        </w:rPr>
+        <w:t xml:space="preserve">(model, dataset</w:t>
+      </w:r>
+      <w:r>
+        <w:rPr>
+          <w:rStyle w:val="SpecialCharTok"/>
+        </w:rPr>
+        <w:t xml:space="preserve">$</w:t>
+      </w:r>
+      <w:r>
+        <w:rPr>
+          <w:rStyle w:val="NormalTok"/>
+        </w:rPr>
+        <w:t xml:space="preserve">serie)</w:t>
+      </w:r>
+      <w:r>
+        <w:br/>
+      </w:r>
+      <w:r>
+        <w:rPr>
+          <w:rStyle w:val="FunctionTok"/>
+        </w:rPr>
+        <w:t xml:space="preserve">har_plot</w:t>
+      </w:r>
+      <w:r>
+        <w:rPr>
+          <w:rStyle w:val="NormalTok"/>
+        </w:rPr>
+        <w:t xml:space="preserve">(model, </w:t>
+      </w:r>
+      <w:r>
+        <w:rPr>
+          <w:rStyle w:val="FunctionTok"/>
+        </w:rPr>
+        <w:t xml:space="preserve">attr</w:t>
+      </w:r>
+      <w:r>
+        <w:rPr>
+          <w:rStyle w:val="NormalTok"/>
+        </w:rPr>
+        <w:t xml:space="preserve">(detection, </w:t>
+      </w:r>
+      <w:r>
+        <w:rPr>
+          <w:rStyle w:val="StringTok"/>
+        </w:rPr>
+        <w:t xml:space="preserve">"res"</w:t>
+      </w:r>
+      <w:r>
+        <w:rPr>
+          <w:rStyle w:val="NormalTok"/>
+        </w:rPr>
+        <w:t xml:space="preserve">), detection, dataset</w:t>
+      </w:r>
+      <w:r>
+        <w:rPr>
+          <w:rStyle w:val="SpecialCharTok"/>
+        </w:rPr>
+        <w:t xml:space="preserve">$</w:t>
+      </w:r>
+      <w:r>
+        <w:rPr>
+          <w:rStyle w:val="NormalTok"/>
+        </w:rPr>
+        <w:t xml:space="preserve">event, </w:t>
+      </w:r>
+      <w:r>
+        <w:rPr>
+          <w:rStyle w:val="AttributeTok"/>
+        </w:rPr>
+        <w:t xml:space="preserve">yline =</w:t>
+      </w:r>
+      <w:r>
+        <w:rPr>
+          <w:rStyle w:val="NormalTok"/>
+        </w:rPr>
+        <w:t xml:space="preserve"> </w:t>
+      </w:r>
+      <w:r>
+        <w:rPr>
+          <w:rStyle w:val="FunctionTok"/>
+        </w:rPr>
+        <w:t xml:space="preserve">attr</w:t>
+      </w:r>
+      <w:r>
+        <w:rPr>
+          <w:rStyle w:val="NormalTok"/>
+        </w:rPr>
+        <w:t xml:space="preserve">(detection, </w:t>
+      </w:r>
+      <w:r>
+        <w:rPr>
+          <w:rStyle w:val="StringTok"/>
+        </w:rPr>
+        <w:t xml:space="preserve">"threshold"</w:t>
+      </w:r>
+      <w:r>
+        <w:rPr>
+          <w:rStyle w:val="NormalTok"/>
+        </w:rPr>
+        <w:t xml:space="preserve">))</w:t>
+      </w:r>
+    </w:p>
+    <w:p>
+      <w:pPr>
+        <w:pStyle w:val="FirstParagraph"/>
+      </w:pPr>
+      <w:r>
+        <w:drawing>
+          <wp:inline>
+            <wp:extent cx="4620126" cy="3696101"/>
+            <wp:effectExtent b="0" l="0" r="0" t="0"/>
+            <wp:docPr descr="" title="" id="48" name="Picture"/>
+            <a:graphic>
+              <a:graphicData uri="http://schemas.openxmlformats.org/drawingml/2006/picture">
+                <pic:pic>
+                  <pic:nvPicPr>
+                    <pic:cNvPr descr="/home/gpca/harbinger/examples/general/doc/06-utilities-examples_harutils_outliers_files/figure-docx/unnamed-chunk-11-1.png" id="49" name="Picture"/>
+                    <pic:cNvPicPr>
+                      <a:picLocks noChangeArrowheads="1" noChangeAspect="1"/>
+                    </pic:cNvPicPr>
+                  </pic:nvPicPr>
+                  <pic:blipFill>
+                    <a:blip r:embed="rId47"/>
+                    <a:stretch>
+                      <a:fillRect/>
+                    </a:stretch>
+                  </pic:blipFill>
+                  <pic:spPr bwMode="auto">
+                    <a:xfrm>
+                      <a:off x="0" y="0"/>
+                      <a:ext cx="4620126" cy="3696101"/>
+                    </a:xfrm>
+                    <a:prstGeom prst="rect">
+                      <a:avLst/>
+                    </a:prstGeom>
+                    <a:noFill/>
+                    <a:ln w="9525">
+                      <a:noFill/>
+                      <a:headEnd/>
+                      <a:tailEnd/>
+                    </a:ln>
+                  </pic:spPr>
+                </pic:pic>
+              </a:graphicData>
+            </a:graphic>
+          </wp:inline>
+        </w:drawing>
+      </w:r>
+    </w:p>
+    <w:bookmarkEnd w:id="50"/>
+    <w:bookmarkEnd w:id="51"/>
+    <w:bookmarkStart w:id="52" w:name="references"/>
     <w:p>
       <w:pPr>
         <w:pStyle w:val="Heading2"/>
@@ -2703,7 +2815,7 @@
         <w:t xml:space="preserve">Shewhart, W. A. (1931). Economic Control of Quality of Manufactured Product. D. Van Nostrand. (three‑sigma rule)</w:t>
       </w:r>
     </w:p>
-    <w:bookmarkEnd w:id="48"/>
+    <w:bookmarkEnd w:id="52"/>
     <w:sectPr>
       <w:footnotePr>
         <w:numRestart w:val="eachSect"/>

--- a/examples/general/doc/06-utilities-examples_harutils_outliers.docx
+++ b/examples/general/doc/06-utilities-examples_harutils_outliers.docx
@@ -34,11 +34,11 @@
         <w:pStyle w:val="FirstParagraph"/>
       </w:pPr>
       <w:r>
-        <w:t xml:space="preserve">This notebook shows how Harbinger’s utility functions for distance aggregation, thresholding, and grouping affect anomaly flags and decision thresholds. We compare Gaussian 3‑sigma vs. boxplot/IQR vs. ratio rules, and grouping strategies for contiguous detections.</w:t>
+        <w:t xml:space="preserve">This notebook shows how Harbinger’s utility functions for distance aggregation, thresholding, and grouping affect anomaly flags and decision thresholds. We compare Gaussian 3-sigma vs. boxplot/IQR vs. ratio rules, and grouping strategies for contiguous detections.</w:t>
       </w:r>
     </w:p>
     <w:bookmarkEnd w:id="21"/>
-    <w:bookmarkStart w:id="22" w:name="what-you-will-do"/>
+    <w:bookmarkStart w:id="49" w:name="what-you-will-do"/>
     <w:p>
       <w:pPr>
         <w:pStyle w:val="Heading2"/>
@@ -83,14 +83,13 @@
         <w:t xml:space="preserve">inspect the evaluation outputs and the diagnostic plots produced by Harbinger</w:t>
       </w:r>
     </w:p>
-    <w:bookmarkEnd w:id="22"/>
-    <w:bookmarkStart w:id="23" w:name="how-to-read-this-walkthrough"/>
+    <w:bookmarkStart w:id="22" w:name="prepare-the-example"/>
     <w:p>
       <w:pPr>
-        <w:pStyle w:val="Heading2"/>
-      </w:pPr>
-      <w:r>
-        <w:t xml:space="preserve">How to read this walkthrough</w:t>
+        <w:pStyle w:val="Heading3"/>
+      </w:pPr>
+      <w:r>
+        <w:t xml:space="preserve">Prepare the Example</w:t>
       </w:r>
     </w:p>
     <w:p>
@@ -98,74 +97,80 @@
         <w:pStyle w:val="FirstParagraph"/>
       </w:pPr>
       <w:r>
-        <w:t xml:space="preserve">The code blocks below follow the same learning rhythm used throughout the collection: prepare the environment, choose the dataset, configure the method, run the analysis, and then inspect the result. Readers who are still learning time-series mining can use that order to understand not only</w:t>
+        <w:t xml:space="preserve">This setup anchors the notebook in the specific series used to examine</w:t>
       </w:r>
       <w:r>
         <w:t xml:space="preserve"> </w:t>
       </w:r>
       <w:r>
         <w:rPr>
-          <w:i/>
-          <w:iCs/>
-        </w:rPr>
-        <w:t xml:space="preserve">what</w:t>
-      </w:r>
-      <w:r>
-        <w:t xml:space="preserve"> </w:t>
-      </w:r>
-      <w:r>
-        <w:t xml:space="preserve">each command does, but also</w:t>
-      </w:r>
-      <w:r>
-        <w:t xml:space="preserve"> </w:t>
-      </w:r>
-      <w:r>
-        <w:rPr>
-          <w:i/>
-          <w:iCs/>
-        </w:rPr>
-        <w:t xml:space="preserve">why</w:t>
-      </w:r>
-      <w:r>
-        <w:t xml:space="preserve"> </w:t>
-      </w:r>
-      <w:r>
-        <w:t xml:space="preserve">it appears at that stage of the workflow.</w:t>
+          <w:rStyle w:val="VerbatimChar"/>
+        </w:rPr>
+        <w:t xml:space="preserve">harutils()</w:t>
+      </w:r>
+      <w:r>
+        <w:t xml:space="preserve">. The semantic point is the one stated above: this notebook shows how Harbinger’s utility functions for distance aggregation, thresholding, and grouping affect anomaly flags and decision thresholds, so the raw signal needs to be visible before any fitting step hides that structure behind model output.</w:t>
       </w:r>
     </w:p>
     <w:p>
       <w:pPr>
-        <w:pStyle w:val="BodyText"/>
-      </w:pPr>
-      <w:r>
-        <w:t xml:space="preserve">As you go through the notebook, read the inline comments inside each chunk as the operational explanation and use the surrounding prose as the conceptual guide.</w:t>
-      </w:r>
-    </w:p>
-    <w:bookmarkEnd w:id="23"/>
-    <w:bookmarkStart w:id="51" w:name="walkthrough"/>
-    <w:p>
-      <w:pPr>
-        <w:pStyle w:val="Heading2"/>
-      </w:pPr>
-      <w:r>
-        <w:t xml:space="preserve">Walkthrough</w:t>
-      </w:r>
-    </w:p>
-    <w:bookmarkStart w:id="24" w:name="prepare-the-example"/>
-    <w:p>
-      <w:pPr>
-        <w:pStyle w:val="Heading3"/>
-      </w:pPr>
-      <w:r>
-        <w:t xml:space="preserve">Prepare the Example</w:t>
+        <w:pStyle w:val="SourceCode"/>
+      </w:pPr>
+      <w:r>
+        <w:rPr>
+          <w:rStyle w:val="CommentTok"/>
+        </w:rPr>
+        <w:t xml:space="preserve"># Install Harbinger (if needed)</w:t>
+      </w:r>
+      <w:r>
+        <w:br/>
+      </w:r>
+      <w:r>
+        <w:rPr>
+          <w:rStyle w:val="CommentTok"/>
+        </w:rPr>
+        <w:t xml:space="preserve">#install.packages("harbinger")</w:t>
       </w:r>
     </w:p>
     <w:p>
       <w:pPr>
-        <w:pStyle w:val="FirstParagraph"/>
-      </w:pPr>
-      <w:r>
-        <w:t xml:space="preserve">We begin by organizing the environment, loading the packages, and selecting the dataset used in the notebook. This part is intentionally more direct: the goal is to make the starting point explicit before the method-specific reasoning begins.</w:t>
+        <w:pStyle w:val="SourceCode"/>
+      </w:pPr>
+      <w:r>
+        <w:rPr>
+          <w:rStyle w:val="CommentTok"/>
+        </w:rPr>
+        <w:t xml:space="preserve"># Load required packages</w:t>
+      </w:r>
+      <w:r>
+        <w:br/>
+      </w:r>
+      <w:r>
+        <w:rPr>
+          <w:rStyle w:val="FunctionTok"/>
+        </w:rPr>
+        <w:t xml:space="preserve">library</w:t>
+      </w:r>
+      <w:r>
+        <w:rPr>
+          <w:rStyle w:val="NormalTok"/>
+        </w:rPr>
+        <w:t xml:space="preserve">(daltoolbox)</w:t>
+      </w:r>
+      <w:r>
+        <w:br/>
+      </w:r>
+      <w:r>
+        <w:rPr>
+          <w:rStyle w:val="FunctionTok"/>
+        </w:rPr>
+        <w:t xml:space="preserve">library</w:t>
+      </w:r>
+      <w:r>
+        <w:rPr>
+          <w:rStyle w:val="NormalTok"/>
+        </w:rPr>
+        <w:t xml:space="preserve">(harbinger) </w:t>
       </w:r>
     </w:p>
     <w:p>
@@ -176,119 +181,58 @@
         <w:rPr>
           <w:rStyle w:val="CommentTok"/>
         </w:rPr>
-        <w:t xml:space="preserve"># Install Harbinger (if needed)</w:t>
-      </w:r>
-      <w:r>
-        <w:br/>
-      </w:r>
-      <w:r>
-        <w:rPr>
-          <w:rStyle w:val="CommentTok"/>
-        </w:rPr>
-        <w:t xml:space="preserve">#install.packages("harbinger")</w:t>
+        <w:t xml:space="preserve"># Instantiate utilities</w:t>
+      </w:r>
+      <w:r>
+        <w:br/>
+      </w:r>
+      <w:r>
+        <w:rPr>
+          <w:rStyle w:val="NormalTok"/>
+        </w:rPr>
+        <w:t xml:space="preserve">hutils </w:t>
+      </w:r>
+      <w:r>
+        <w:rPr>
+          <w:rStyle w:val="OtherTok"/>
+        </w:rPr>
+        <w:t xml:space="preserve">&lt;-</w:t>
+      </w:r>
+      <w:r>
+        <w:rPr>
+          <w:rStyle w:val="NormalTok"/>
+        </w:rPr>
+        <w:t xml:space="preserve"> </w:t>
+      </w:r>
+      <w:r>
+        <w:rPr>
+          <w:rStyle w:val="FunctionTok"/>
+        </w:rPr>
+        <w:t xml:space="preserve">harutils</w:t>
+      </w:r>
+      <w:r>
+        <w:rPr>
+          <w:rStyle w:val="NormalTok"/>
+        </w:rPr>
+        <w:t xml:space="preserve">()</w:t>
+      </w:r>
+    </w:p>
+    <w:bookmarkEnd w:id="22"/>
+    <w:bookmarkStart w:id="26" w:name="interpret-the-result-visually"/>
+    <w:p>
+      <w:pPr>
+        <w:pStyle w:val="Heading3"/>
+      </w:pPr>
+      <w:r>
+        <w:t xml:space="preserve">Interpret the Result Visually</w:t>
       </w:r>
     </w:p>
     <w:p>
       <w:pPr>
-        <w:pStyle w:val="SourceCode"/>
-      </w:pPr>
-      <w:r>
-        <w:rPr>
-          <w:rStyle w:val="CommentTok"/>
-        </w:rPr>
-        <w:t xml:space="preserve"># Load required packages</w:t>
-      </w:r>
-      <w:r>
-        <w:br/>
-      </w:r>
-      <w:r>
-        <w:rPr>
-          <w:rStyle w:val="FunctionTok"/>
-        </w:rPr>
-        <w:t xml:space="preserve">library</w:t>
-      </w:r>
-      <w:r>
-        <w:rPr>
-          <w:rStyle w:val="NormalTok"/>
-        </w:rPr>
-        <w:t xml:space="preserve">(daltoolbox)</w:t>
-      </w:r>
-      <w:r>
-        <w:br/>
-      </w:r>
-      <w:r>
-        <w:rPr>
-          <w:rStyle w:val="FunctionTok"/>
-        </w:rPr>
-        <w:t xml:space="preserve">library</w:t>
-      </w:r>
-      <w:r>
-        <w:rPr>
-          <w:rStyle w:val="NormalTok"/>
-        </w:rPr>
-        <w:t xml:space="preserve">(harbinger) </w:t>
-      </w:r>
-    </w:p>
-    <w:p>
-      <w:pPr>
-        <w:pStyle w:val="SourceCode"/>
-      </w:pPr>
-      <w:r>
-        <w:rPr>
-          <w:rStyle w:val="CommentTok"/>
-        </w:rPr>
-        <w:t xml:space="preserve"># Instantiate utilities</w:t>
-      </w:r>
-      <w:r>
-        <w:br/>
-      </w:r>
-      <w:r>
-        <w:rPr>
-          <w:rStyle w:val="NormalTok"/>
-        </w:rPr>
-        <w:t xml:space="preserve">hutils </w:t>
-      </w:r>
-      <w:r>
-        <w:rPr>
-          <w:rStyle w:val="OtherTok"/>
-        </w:rPr>
-        <w:t xml:space="preserve">&lt;-</w:t>
-      </w:r>
-      <w:r>
-        <w:rPr>
-          <w:rStyle w:val="NormalTok"/>
-        </w:rPr>
-        <w:t xml:space="preserve"> </w:t>
-      </w:r>
-      <w:r>
-        <w:rPr>
-          <w:rStyle w:val="FunctionTok"/>
-        </w:rPr>
-        <w:t xml:space="preserve">harutils</w:t>
-      </w:r>
-      <w:r>
-        <w:rPr>
-          <w:rStyle w:val="NormalTok"/>
-        </w:rPr>
-        <w:t xml:space="preserve">()</w:t>
-      </w:r>
-    </w:p>
-    <w:bookmarkEnd w:id="24"/>
-    <w:bookmarkStart w:id="28" w:name="interpret-the-result-visually"/>
-    <w:p>
-      <w:pPr>
-        <w:pStyle w:val="Heading3"/>
-      </w:pPr>
-      <w:r>
-        <w:t xml:space="preserve">Interpret the Result Visually</w:t>
-      </w:r>
-    </w:p>
-    <w:p>
-      <w:pPr>
         <w:pStyle w:val="FirstParagraph"/>
       </w:pPr>
       <w:r>
-        <w:t xml:space="preserve">The final plots are not just illustrations. They help the reader connect the method’s internal output with the original series, making it easier to see why a point, range, motif, or symbolic pattern was emphasized and whether that emphasis is coherent with the stated objective of the example.</w:t>
+        <w:t xml:space="preserve">This first visual pass establishes what the method should react to in the raw series. Keep the method summary in mind here, because this notebook shows how Harbinger’s utility functions for distance aggregation, thresholding, and grouping affect anomaly flags and decision thresholds and the plot tells you whether that structure is clean, weak, local, repeated, or mixed with other effects.</w:t>
       </w:r>
     </w:p>
     <w:p>
@@ -398,18 +342,18 @@
           <wp:inline>
             <wp:extent cx="4620126" cy="3696101"/>
             <wp:effectExtent b="0" l="0" r="0" t="0"/>
-            <wp:docPr descr="" title="" id="26" name="Picture"/>
+            <wp:docPr descr="" title="" id="24" name="Picture"/>
             <a:graphic>
               <a:graphicData uri="http://schemas.openxmlformats.org/drawingml/2006/picture">
                 <pic:pic>
                   <pic:nvPicPr>
-                    <pic:cNvPr descr="/home/gpca/harbinger/examples/general/doc/06-utilities-examples_harutils_outliers_files/figure-docx/unnamed-chunk-4-1.png" id="27" name="Picture"/>
+                    <pic:cNvPr descr="/home/gpca/harbinger/examples/general/doc/06-utilities-examples_harutils_outliers_files/figure-docx/unnamed-chunk-4-1.png" id="25" name="Picture"/>
                     <pic:cNvPicPr>
                       <a:picLocks noChangeArrowheads="1" noChangeAspect="1"/>
                     </pic:cNvPicPr>
                   </pic:nvPicPr>
                   <pic:blipFill>
-                    <a:blip r:embed="rId25"/>
+                    <a:blip r:embed="rId23"/>
                     <a:stretch>
                       <a:fillRect/>
                     </a:stretch>
@@ -436,8 +380,8 @@
         </w:drawing>
       </w:r>
     </w:p>
-    <w:bookmarkEnd w:id="28"/>
-    <w:bookmarkStart w:id="50" w:name="configure-the-method"/>
+    <w:bookmarkEnd w:id="26"/>
+    <w:bookmarkStart w:id="48" w:name="configure-the-method"/>
     <w:p>
       <w:pPr>
         <w:pStyle w:val="Heading3"/>
@@ -451,7 +395,7 @@
         <w:pStyle w:val="FirstParagraph"/>
       </w:pPr>
       <w:r>
-        <w:t xml:space="preserve">The next step is to instantiate the method and, when necessary, fit it to the selected series. This is where the notebook makes its analytical choice explicit: the parameters chosen here determine what kind of pattern the detector or transformer will become sensitive to and how the later outputs should be interpreted.</w:t>
+        <w:t xml:space="preserve">The choices below turn the central modeling idea into concrete parameters. They matter because this notebook shows how Harbinger’s utility functions for distance aggregation, thresholding, and grouping affect anomaly flags and decision thresholds, so each argument controls how strongly the method will emphasize that pattern when it later produces utility outputs.</w:t>
       </w:r>
     </w:p>
     <w:p>
@@ -684,18 +628,18 @@
           <wp:inline>
             <wp:extent cx="4620126" cy="3696101"/>
             <wp:effectExtent b="0" l="0" r="0" t="0"/>
-            <wp:docPr descr="" title="" id="30" name="Picture"/>
+            <wp:docPr descr="" title="" id="28" name="Picture"/>
             <a:graphic>
               <a:graphicData uri="http://schemas.openxmlformats.org/drawingml/2006/picture">
                 <pic:pic>
                   <pic:nvPicPr>
-                    <pic:cNvPr descr="/home/gpca/harbinger/examples/general/doc/06-utilities-examples_harutils_outliers_files/figure-docx/unnamed-chunk-5-1.png" id="31" name="Picture"/>
+                    <pic:cNvPr descr="/home/gpca/harbinger/examples/general/doc/06-utilities-examples_harutils_outliers_files/figure-docx/unnamed-chunk-5-1.png" id="29" name="Picture"/>
                     <pic:cNvPicPr>
                       <a:picLocks noChangeArrowheads="1" noChangeAspect="1"/>
                     </pic:cNvPicPr>
                   </pic:nvPicPr>
                   <pic:blipFill>
-                    <a:blip r:embed="rId29"/>
+                    <a:blip r:embed="rId27"/>
                     <a:stretch>
                       <a:fillRect/>
                     </a:stretch>
@@ -997,18 +941,18 @@
           <wp:inline>
             <wp:extent cx="4620126" cy="3696101"/>
             <wp:effectExtent b="0" l="0" r="0" t="0"/>
-            <wp:docPr descr="" title="" id="33" name="Picture"/>
+            <wp:docPr descr="" title="" id="31" name="Picture"/>
             <a:graphic>
               <a:graphicData uri="http://schemas.openxmlformats.org/drawingml/2006/picture">
                 <pic:pic>
                   <pic:nvPicPr>
-                    <pic:cNvPr descr="/home/gpca/harbinger/examples/general/doc/06-utilities-examples_harutils_outliers_files/figure-docx/unnamed-chunk-6-1.png" id="34" name="Picture"/>
+                    <pic:cNvPr descr="/home/gpca/harbinger/examples/general/doc/06-utilities-examples_harutils_outliers_files/figure-docx/unnamed-chunk-6-1.png" id="32" name="Picture"/>
                     <pic:cNvPicPr>
                       <a:picLocks noChangeArrowheads="1" noChangeAspect="1"/>
                     </pic:cNvPicPr>
                   </pic:nvPicPr>
                   <pic:blipFill>
-                    <a:blip r:embed="rId32"/>
+                    <a:blip r:embed="rId30"/>
                     <a:stretch>
                       <a:fillRect/>
                     </a:stretch>
@@ -1310,18 +1254,18 @@
           <wp:inline>
             <wp:extent cx="4620126" cy="3696101"/>
             <wp:effectExtent b="0" l="0" r="0" t="0"/>
-            <wp:docPr descr="" title="" id="36" name="Picture"/>
+            <wp:docPr descr="" title="" id="34" name="Picture"/>
             <a:graphic>
               <a:graphicData uri="http://schemas.openxmlformats.org/drawingml/2006/picture">
                 <pic:pic>
                   <pic:nvPicPr>
-                    <pic:cNvPr descr="/home/gpca/harbinger/examples/general/doc/06-utilities-examples_harutils_outliers_files/figure-docx/unnamed-chunk-7-1.png" id="37" name="Picture"/>
+                    <pic:cNvPr descr="/home/gpca/harbinger/examples/general/doc/06-utilities-examples_harutils_outliers_files/figure-docx/unnamed-chunk-7-1.png" id="35" name="Picture"/>
                     <pic:cNvPicPr>
                       <a:picLocks noChangeArrowheads="1" noChangeAspect="1"/>
                     </pic:cNvPicPr>
                   </pic:nvPicPr>
                   <pic:blipFill>
-                    <a:blip r:embed="rId35"/>
+                    <a:blip r:embed="rId33"/>
                     <a:stretch>
                       <a:fillRect/>
                     </a:stretch>
@@ -1623,18 +1567,18 @@
           <wp:inline>
             <wp:extent cx="4620126" cy="3696101"/>
             <wp:effectExtent b="0" l="0" r="0" t="0"/>
-            <wp:docPr descr="" title="" id="39" name="Picture"/>
+            <wp:docPr descr="" title="" id="37" name="Picture"/>
             <a:graphic>
               <a:graphicData uri="http://schemas.openxmlformats.org/drawingml/2006/picture">
                 <pic:pic>
                   <pic:nvPicPr>
-                    <pic:cNvPr descr="/home/gpca/harbinger/examples/general/doc/06-utilities-examples_harutils_outliers_files/figure-docx/unnamed-chunk-8-1.png" id="40" name="Picture"/>
+                    <pic:cNvPr descr="/home/gpca/harbinger/examples/general/doc/06-utilities-examples_harutils_outliers_files/figure-docx/unnamed-chunk-8-1.png" id="38" name="Picture"/>
                     <pic:cNvPicPr>
                       <a:picLocks noChangeArrowheads="1" noChangeAspect="1"/>
                     </pic:cNvPicPr>
                   </pic:nvPicPr>
                   <pic:blipFill>
-                    <a:blip r:embed="rId38"/>
+                    <a:blip r:embed="rId36"/>
                     <a:stretch>
                       <a:fillRect/>
                     </a:stretch>
@@ -1981,18 +1925,18 @@
           <wp:inline>
             <wp:extent cx="4620126" cy="3696101"/>
             <wp:effectExtent b="0" l="0" r="0" t="0"/>
-            <wp:docPr descr="" title="" id="42" name="Picture"/>
+            <wp:docPr descr="" title="" id="40" name="Picture"/>
             <a:graphic>
               <a:graphicData uri="http://schemas.openxmlformats.org/drawingml/2006/picture">
                 <pic:pic>
                   <pic:nvPicPr>
-                    <pic:cNvPr descr="/home/gpca/harbinger/examples/general/doc/06-utilities-examples_harutils_outliers_files/figure-docx/unnamed-chunk-9-1.png" id="43" name="Picture"/>
+                    <pic:cNvPr descr="/home/gpca/harbinger/examples/general/doc/06-utilities-examples_harutils_outliers_files/figure-docx/unnamed-chunk-9-1.png" id="41" name="Picture"/>
                     <pic:cNvPicPr>
                       <a:picLocks noChangeArrowheads="1" noChangeAspect="1"/>
                     </pic:cNvPicPr>
                   </pic:nvPicPr>
                   <pic:blipFill>
-                    <a:blip r:embed="rId41"/>
+                    <a:blip r:embed="rId39"/>
                     <a:stretch>
                       <a:fillRect/>
                     </a:stretch>
@@ -2339,18 +2283,18 @@
           <wp:inline>
             <wp:extent cx="4620126" cy="3696101"/>
             <wp:effectExtent b="0" l="0" r="0" t="0"/>
-            <wp:docPr descr="" title="" id="45" name="Picture"/>
+            <wp:docPr descr="" title="" id="43" name="Picture"/>
             <a:graphic>
               <a:graphicData uri="http://schemas.openxmlformats.org/drawingml/2006/picture">
                 <pic:pic>
                   <pic:nvPicPr>
-                    <pic:cNvPr descr="/home/gpca/harbinger/examples/general/doc/06-utilities-examples_harutils_outliers_files/figure-docx/unnamed-chunk-10-1.png" id="46" name="Picture"/>
+                    <pic:cNvPr descr="/home/gpca/harbinger/examples/general/doc/06-utilities-examples_harutils_outliers_files/figure-docx/unnamed-chunk-10-1.png" id="44" name="Picture"/>
                     <pic:cNvPicPr>
                       <a:picLocks noChangeArrowheads="1" noChangeAspect="1"/>
                     </pic:cNvPicPr>
                   </pic:nvPicPr>
                   <pic:blipFill>
-                    <a:blip r:embed="rId44"/>
+                    <a:blip r:embed="rId42"/>
                     <a:stretch>
                       <a:fillRect/>
                     </a:stretch>
@@ -2742,18 +2686,18 @@
           <wp:inline>
             <wp:extent cx="4620126" cy="3696101"/>
             <wp:effectExtent b="0" l="0" r="0" t="0"/>
-            <wp:docPr descr="" title="" id="48" name="Picture"/>
+            <wp:docPr descr="" title="" id="46" name="Picture"/>
             <a:graphic>
               <a:graphicData uri="http://schemas.openxmlformats.org/drawingml/2006/picture">
                 <pic:pic>
                   <pic:nvPicPr>
-                    <pic:cNvPr descr="/home/gpca/harbinger/examples/general/doc/06-utilities-examples_harutils_outliers_files/figure-docx/unnamed-chunk-11-1.png" id="49" name="Picture"/>
+                    <pic:cNvPr descr="/home/gpca/harbinger/examples/general/doc/06-utilities-examples_harutils_outliers_files/figure-docx/unnamed-chunk-11-1.png" id="47" name="Picture"/>
                     <pic:cNvPicPr>
                       <a:picLocks noChangeArrowheads="1" noChangeAspect="1"/>
                     </pic:cNvPicPr>
                   </pic:nvPicPr>
                   <pic:blipFill>
-                    <a:blip r:embed="rId47"/>
+                    <a:blip r:embed="rId45"/>
                     <a:stretch>
                       <a:fillRect/>
                     </a:stretch>
@@ -2780,9 +2724,9 @@
         </w:drawing>
       </w:r>
     </w:p>
-    <w:bookmarkEnd w:id="50"/>
-    <w:bookmarkEnd w:id="51"/>
-    <w:bookmarkStart w:id="52" w:name="references"/>
+    <w:bookmarkEnd w:id="48"/>
+    <w:bookmarkEnd w:id="49"/>
+    <w:bookmarkStart w:id="50" w:name="references"/>
     <w:p>
       <w:pPr>
         <w:pStyle w:val="Heading2"/>
@@ -2800,7 +2744,7 @@
         </w:numPr>
       </w:pPr>
       <w:r>
-        <w:t xml:space="preserve">Tukey, J. W. (1977). Exploratory Data Analysis. Addison‑Wesley. (boxplot/IQR outlier rule)</w:t>
+        <w:t xml:space="preserve">Tukey, J. W. (1977). Exploratory Data Analysis. Addison-Wesley. (boxplot/IQR outlier rule)</w:t>
       </w:r>
     </w:p>
     <w:p>
@@ -2812,10 +2756,10 @@
         </w:numPr>
       </w:pPr>
       <w:r>
-        <w:t xml:space="preserve">Shewhart, W. A. (1931). Economic Control of Quality of Manufactured Product. D. Van Nostrand. (three‑sigma rule)</w:t>
+        <w:t xml:space="preserve">Shewhart, W. A. (1931). Economic Control of Quality of Manufactured Product. D. Van Nostrand. (three-sigma rule)</w:t>
       </w:r>
     </w:p>
-    <w:bookmarkEnd w:id="52"/>
+    <w:bookmarkEnd w:id="50"/>
     <w:sectPr>
       <w:footnotePr>
         <w:numRestart w:val="eachSect"/>

--- a/examples/general/doc/06-utilities-examples_harutils_outliers.docx
+++ b/examples/general/doc/06-utilities-examples_harutils_outliers.docx
@@ -2,7 +2,7 @@
 <file path=word/document.xml><?xml version="1.0" encoding="utf-8"?>
 <w:document xmlns:w="http://schemas.openxmlformats.org/wordprocessingml/2006/main" xmlns:m="http://schemas.openxmlformats.org/officeDocument/2006/math" xmlns:r="http://schemas.openxmlformats.org/officeDocument/2006/relationships" xmlns:o="urn:schemas-microsoft-com:office:office" xmlns:v="urn:schemas-microsoft-com:vml" xmlns:w10="urn:schemas-microsoft-com:office:word" xmlns:a="http://schemas.openxmlformats.org/drawingml/2006/main" xmlns:pic="http://schemas.openxmlformats.org/drawingml/2006/picture" xmlns:wp="http://schemas.openxmlformats.org/drawingml/2006/wordprocessingDrawing">
   <w:body>
-    <w:bookmarkStart w:id="20" w:name="objective"/>
+    <w:bookmarkStart w:id="9" w:name="objective"/>
     <w:p>
       <w:pPr>
         <w:pStyle w:val="Heading2"/>
@@ -19,8 +19,8 @@
         <w:t xml:space="preserve">The goal of this notebook is to present a complete Harbinger workflow: loading an example dataset, configuring the method used in the notebook, running the analysis, and interpreting the resulting outputs and plots.</w:t>
       </w:r>
     </w:p>
-    <w:bookmarkEnd w:id="20"/>
-    <w:bookmarkStart w:id="21" w:name="method-at-a-glance"/>
+    <w:bookmarkEnd w:id="9"/>
+    <w:bookmarkStart w:id="10" w:name="method-at-a-glance"/>
     <w:p>
       <w:pPr>
         <w:pStyle w:val="Heading2"/>
@@ -37,8 +37,8 @@
         <w:t xml:space="preserve">This notebook shows how Harbinger’s utility functions for distance aggregation, thresholding, and grouping affect anomaly flags and decision thresholds. We compare Gaussian 3-sigma vs. boxplot/IQR vs. ratio rules, and grouping strategies for contiguous detections.</w:t>
       </w:r>
     </w:p>
-    <w:bookmarkEnd w:id="21"/>
-    <w:bookmarkStart w:id="49" w:name="what-you-will-do"/>
+    <w:bookmarkEnd w:id="10"/>
+    <w:bookmarkStart w:id="38" w:name="what-you-will-do"/>
     <w:p>
       <w:pPr>
         <w:pStyle w:val="Heading2"/>
@@ -83,7 +83,7 @@
         <w:t xml:space="preserve">inspect the evaluation outputs and the diagnostic plots produced by Harbinger</w:t>
       </w:r>
     </w:p>
-    <w:bookmarkStart w:id="22" w:name="prepare-the-example"/>
+    <w:bookmarkStart w:id="11" w:name="prepare-the-example"/>
     <w:p>
       <w:pPr>
         <w:pStyle w:val="Heading3"/>
@@ -217,8 +217,8 @@
         <w:t xml:space="preserve">()</w:t>
       </w:r>
     </w:p>
-    <w:bookmarkEnd w:id="22"/>
-    <w:bookmarkStart w:id="26" w:name="interpret-the-result-visually"/>
+    <w:bookmarkEnd w:id="11"/>
+    <w:bookmarkStart w:id="15" w:name="interpret-the-result-visually"/>
     <w:p>
       <w:pPr>
         <w:pStyle w:val="Heading3"/>
@@ -342,18 +342,18 @@
           <wp:inline>
             <wp:extent cx="4620126" cy="3696101"/>
             <wp:effectExtent b="0" l="0" r="0" t="0"/>
-            <wp:docPr descr="" title="" id="24" name="Picture"/>
+            <wp:docPr descr="" title="" id="13" name="Picture"/>
             <a:graphic>
               <a:graphicData uri="http://schemas.openxmlformats.org/drawingml/2006/picture">
                 <pic:pic>
                   <pic:nvPicPr>
-                    <pic:cNvPr descr="/home/gpca/harbinger/examples/general/doc/06-utilities-examples_harutils_outliers_files/figure-docx/unnamed-chunk-4-1.png" id="25" name="Picture"/>
+                    <pic:cNvPr descr="C:\Git\dal\harbinger\examples\general\doc\06-utilities-examples_harutils_outliers_files/4a55df58251df6eb25c69832f906d4904517eb6c.png" id="14" name="Picture"/>
                     <pic:cNvPicPr>
                       <a:picLocks noChangeArrowheads="1" noChangeAspect="1"/>
                     </pic:cNvPicPr>
                   </pic:nvPicPr>
                   <pic:blipFill>
-                    <a:blip r:embed="rId23"/>
+                    <a:blip r:embed="rId12"/>
                     <a:stretch>
                       <a:fillRect/>
                     </a:stretch>
@@ -380,8 +380,8 @@
         </w:drawing>
       </w:r>
     </w:p>
-    <w:bookmarkEnd w:id="26"/>
-    <w:bookmarkStart w:id="48" w:name="configure-the-method"/>
+    <w:bookmarkEnd w:id="15"/>
+    <w:bookmarkStart w:id="37" w:name="configure-the-method"/>
     <w:p>
       <w:pPr>
         <w:pStyle w:val="Heading3"/>
@@ -628,18 +628,18 @@
           <wp:inline>
             <wp:extent cx="4620126" cy="3696101"/>
             <wp:effectExtent b="0" l="0" r="0" t="0"/>
-            <wp:docPr descr="" title="" id="28" name="Picture"/>
+            <wp:docPr descr="" title="" id="17" name="Picture"/>
             <a:graphic>
               <a:graphicData uri="http://schemas.openxmlformats.org/drawingml/2006/picture">
                 <pic:pic>
                   <pic:nvPicPr>
-                    <pic:cNvPr descr="/home/gpca/harbinger/examples/general/doc/06-utilities-examples_harutils_outliers_files/figure-docx/unnamed-chunk-5-1.png" id="29" name="Picture"/>
+                    <pic:cNvPr descr="C:\Git\dal\harbinger\examples\general\doc\06-utilities-examples_harutils_outliers_files/b6e6feb3acae859c53ee29f4605df1c18cb09ef3.png" id="18" name="Picture"/>
                     <pic:cNvPicPr>
                       <a:picLocks noChangeArrowheads="1" noChangeAspect="1"/>
                     </pic:cNvPicPr>
                   </pic:nvPicPr>
                   <pic:blipFill>
-                    <a:blip r:embed="rId27"/>
+                    <a:blip r:embed="rId16"/>
                     <a:stretch>
                       <a:fillRect/>
                     </a:stretch>
@@ -941,18 +941,18 @@
           <wp:inline>
             <wp:extent cx="4620126" cy="3696101"/>
             <wp:effectExtent b="0" l="0" r="0" t="0"/>
-            <wp:docPr descr="" title="" id="31" name="Picture"/>
+            <wp:docPr descr="" title="" id="20" name="Picture"/>
             <a:graphic>
               <a:graphicData uri="http://schemas.openxmlformats.org/drawingml/2006/picture">
                 <pic:pic>
                   <pic:nvPicPr>
-                    <pic:cNvPr descr="/home/gpca/harbinger/examples/general/doc/06-utilities-examples_harutils_outliers_files/figure-docx/unnamed-chunk-6-1.png" id="32" name="Picture"/>
+                    <pic:cNvPr descr="C:\Git\dal\harbinger\examples\general\doc\06-utilities-examples_harutils_outliers_files/1f0f53bdd613b32eabc264327d34f06fe1783ee1.png" id="21" name="Picture"/>
                     <pic:cNvPicPr>
                       <a:picLocks noChangeArrowheads="1" noChangeAspect="1"/>
                     </pic:cNvPicPr>
                   </pic:nvPicPr>
                   <pic:blipFill>
-                    <a:blip r:embed="rId30"/>
+                    <a:blip r:embed="rId19"/>
                     <a:stretch>
                       <a:fillRect/>
                     </a:stretch>
@@ -1254,18 +1254,18 @@
           <wp:inline>
             <wp:extent cx="4620126" cy="3696101"/>
             <wp:effectExtent b="0" l="0" r="0" t="0"/>
-            <wp:docPr descr="" title="" id="34" name="Picture"/>
+            <wp:docPr descr="" title="" id="23" name="Picture"/>
             <a:graphic>
               <a:graphicData uri="http://schemas.openxmlformats.org/drawingml/2006/picture">
                 <pic:pic>
                   <pic:nvPicPr>
-                    <pic:cNvPr descr="/home/gpca/harbinger/examples/general/doc/06-utilities-examples_harutils_outliers_files/figure-docx/unnamed-chunk-7-1.png" id="35" name="Picture"/>
+                    <pic:cNvPr descr="C:\Git\dal\harbinger\examples\general\doc\06-utilities-examples_harutils_outliers_files/5fc52e33b21fb65e2f2181824baf13077621bb8d.png" id="24" name="Picture"/>
                     <pic:cNvPicPr>
                       <a:picLocks noChangeArrowheads="1" noChangeAspect="1"/>
                     </pic:cNvPicPr>
                   </pic:nvPicPr>
                   <pic:blipFill>
-                    <a:blip r:embed="rId33"/>
+                    <a:blip r:embed="rId22"/>
                     <a:stretch>
                       <a:fillRect/>
                     </a:stretch>
@@ -1567,18 +1567,18 @@
           <wp:inline>
             <wp:extent cx="4620126" cy="3696101"/>
             <wp:effectExtent b="0" l="0" r="0" t="0"/>
-            <wp:docPr descr="" title="" id="37" name="Picture"/>
+            <wp:docPr descr="" title="" id="26" name="Picture"/>
             <a:graphic>
               <a:graphicData uri="http://schemas.openxmlformats.org/drawingml/2006/picture">
                 <pic:pic>
                   <pic:nvPicPr>
-                    <pic:cNvPr descr="/home/gpca/harbinger/examples/general/doc/06-utilities-examples_harutils_outliers_files/figure-docx/unnamed-chunk-8-1.png" id="38" name="Picture"/>
+                    <pic:cNvPr descr="C:\Git\dal\harbinger\examples\general\doc\06-utilities-examples_harutils_outliers_files/4ba199cffcec1b4427d403273bebabe642579bad.png" id="27" name="Picture"/>
                     <pic:cNvPicPr>
                       <a:picLocks noChangeArrowheads="1" noChangeAspect="1"/>
                     </pic:cNvPicPr>
                   </pic:nvPicPr>
                   <pic:blipFill>
-                    <a:blip r:embed="rId36"/>
+                    <a:blip r:embed="rId25"/>
                     <a:stretch>
                       <a:fillRect/>
                     </a:stretch>
@@ -1925,18 +1925,18 @@
           <wp:inline>
             <wp:extent cx="4620126" cy="3696101"/>
             <wp:effectExtent b="0" l="0" r="0" t="0"/>
-            <wp:docPr descr="" title="" id="40" name="Picture"/>
+            <wp:docPr descr="" title="" id="29" name="Picture"/>
             <a:graphic>
               <a:graphicData uri="http://schemas.openxmlformats.org/drawingml/2006/picture">
                 <pic:pic>
                   <pic:nvPicPr>
-                    <pic:cNvPr descr="/home/gpca/harbinger/examples/general/doc/06-utilities-examples_harutils_outliers_files/figure-docx/unnamed-chunk-9-1.png" id="41" name="Picture"/>
+                    <pic:cNvPr descr="C:\Git\dal\harbinger\examples\general\doc\06-utilities-examples_harutils_outliers_files/ae52c710e78589450fc76278dac73417ed608cfc.png" id="30" name="Picture"/>
                     <pic:cNvPicPr>
                       <a:picLocks noChangeArrowheads="1" noChangeAspect="1"/>
                     </pic:cNvPicPr>
                   </pic:nvPicPr>
                   <pic:blipFill>
-                    <a:blip r:embed="rId39"/>
+                    <a:blip r:embed="rId28"/>
                     <a:stretch>
                       <a:fillRect/>
                     </a:stretch>
@@ -2283,18 +2283,18 @@
           <wp:inline>
             <wp:extent cx="4620126" cy="3696101"/>
             <wp:effectExtent b="0" l="0" r="0" t="0"/>
-            <wp:docPr descr="" title="" id="43" name="Picture"/>
+            <wp:docPr descr="" title="" id="32" name="Picture"/>
             <a:graphic>
               <a:graphicData uri="http://schemas.openxmlformats.org/drawingml/2006/picture">
                 <pic:pic>
                   <pic:nvPicPr>
-                    <pic:cNvPr descr="/home/gpca/harbinger/examples/general/doc/06-utilities-examples_harutils_outliers_files/figure-docx/unnamed-chunk-10-1.png" id="44" name="Picture"/>
+                    <pic:cNvPr descr="C:\Git\dal\harbinger\examples\general\doc\06-utilities-examples_harutils_outliers_files/4e9087c16bc7045574ad37396ebff41684fda054.png" id="33" name="Picture"/>
                     <pic:cNvPicPr>
                       <a:picLocks noChangeArrowheads="1" noChangeAspect="1"/>
                     </pic:cNvPicPr>
                   </pic:nvPicPr>
                   <pic:blipFill>
-                    <a:blip r:embed="rId42"/>
+                    <a:blip r:embed="rId31"/>
                     <a:stretch>
                       <a:fillRect/>
                     </a:stretch>
@@ -2686,18 +2686,18 @@
           <wp:inline>
             <wp:extent cx="4620126" cy="3696101"/>
             <wp:effectExtent b="0" l="0" r="0" t="0"/>
-            <wp:docPr descr="" title="" id="46" name="Picture"/>
+            <wp:docPr descr="" title="" id="35" name="Picture"/>
             <a:graphic>
               <a:graphicData uri="http://schemas.openxmlformats.org/drawingml/2006/picture">
                 <pic:pic>
                   <pic:nvPicPr>
-                    <pic:cNvPr descr="/home/gpca/harbinger/examples/general/doc/06-utilities-examples_harutils_outliers_files/figure-docx/unnamed-chunk-11-1.png" id="47" name="Picture"/>
+                    <pic:cNvPr descr="C:\Git\dal\harbinger\examples\general\doc\06-utilities-examples_harutils_outliers_files/5b8395b6ff1387016e944cf1617bb68b3bb153d3.png" id="36" name="Picture"/>
                     <pic:cNvPicPr>
                       <a:picLocks noChangeArrowheads="1" noChangeAspect="1"/>
                     </pic:cNvPicPr>
                   </pic:nvPicPr>
                   <pic:blipFill>
-                    <a:blip r:embed="rId45"/>
+                    <a:blip r:embed="rId34"/>
                     <a:stretch>
                       <a:fillRect/>
                     </a:stretch>
@@ -2724,9 +2724,9 @@
         </w:drawing>
       </w:r>
     </w:p>
-    <w:bookmarkEnd w:id="48"/>
-    <w:bookmarkEnd w:id="49"/>
-    <w:bookmarkStart w:id="50" w:name="references"/>
+    <w:bookmarkEnd w:id="37"/>
+    <w:bookmarkEnd w:id="38"/>
+    <w:bookmarkStart w:id="39" w:name="references"/>
     <w:p>
       <w:pPr>
         <w:pStyle w:val="Heading2"/>
@@ -2759,7 +2759,7 @@
         <w:t xml:space="preserve">Shewhart, W. A. (1931). Economic Control of Quality of Manufactured Product. D. Van Nostrand. (three-sigma rule)</w:t>
       </w:r>
     </w:p>
-    <w:bookmarkEnd w:id="50"/>
+    <w:bookmarkEnd w:id="39"/>
     <w:sectPr>
       <w:footnotePr>
         <w:numRestart w:val="eachSect"/>
@@ -2990,10 +2990,10 @@
   <w:docDefaults>
     <w:rPrDefault>
       <w:rPr>
-        <w:rFonts w:asciiTheme="minorHAnsi" w:cstheme="minorBidi" w:eastAsiaTheme="minorHAnsi" w:hAnsiTheme="minorHAnsi"/>
+        <w:rFonts w:asciiTheme="minorHAnsi" w:cstheme="minorBidi" w:eastAsiaTheme="minorEastAsia" w:hAnsiTheme="minorHAnsi"/>
         <w:sz w:val="24"/>
         <w:szCs w:val="24"/>
-        <w:lang w:bidi="ar-SA" w:eastAsia="en-US" w:val="en-US"/>
+        <w:lang w:bidi="ar-SA" w:eastAsia="zh-CN" w:val="en-US"/>
       </w:rPr>
     </w:rPrDefault>
     <w:pPrDefault>
@@ -3534,13 +3534,6 @@
       </w:tblCellMar>
     </w:tblPr>
     <w:tblStylePr w:type="firstRow">
-      <w:tblPr>
-        <w:jc w:val="left"/>
-        <w:tblInd w:type="dxa" w:w="0"/>
-      </w:tblPr>
-      <w:trPr>
-        <w:jc w:val="left"/>
-      </w:trPr>
       <w:tcPr>
         <w:tcBorders>
           <w:bottom w:val="single"/>

--- a/examples/general/doc/06-utilities-examples_harutils_outliers.docx
+++ b/examples/general/doc/06-utilities-examples_harutils_outliers.docx
@@ -347,7 +347,7 @@
               <a:graphicData uri="http://schemas.openxmlformats.org/drawingml/2006/picture">
                 <pic:pic>
                   <pic:nvPicPr>
-                    <pic:cNvPr descr="C:\Git\dal\harbinger\examples\general\doc\06-utilities-examples_harutils_outliers_files/4a55df58251df6eb25c69832f906d4904517eb6c.png" id="14" name="Picture"/>
+                    <pic:cNvPr descr="/home/gpca/harbinger/examples/general/doc/06-utilities-examples_harutils_outliers_files/46fd22c5619288bab818a9b18590cffbd2d68ef6.png" id="14" name="Picture"/>
                     <pic:cNvPicPr>
                       <a:picLocks noChangeArrowheads="1" noChangeAspect="1"/>
                     </pic:cNvPicPr>
@@ -633,7 +633,7 @@
               <a:graphicData uri="http://schemas.openxmlformats.org/drawingml/2006/picture">
                 <pic:pic>
                   <pic:nvPicPr>
-                    <pic:cNvPr descr="C:\Git\dal\harbinger\examples\general\doc\06-utilities-examples_harutils_outliers_files/b6e6feb3acae859c53ee29f4605df1c18cb09ef3.png" id="18" name="Picture"/>
+                    <pic:cNvPr descr="/home/gpca/harbinger/examples/general/doc/06-utilities-examples_harutils_outliers_files/ee36ed231aaeb9b6fd13599fa38ef422cf0b6eee.png" id="18" name="Picture"/>
                     <pic:cNvPicPr>
                       <a:picLocks noChangeArrowheads="1" noChangeAspect="1"/>
                     </pic:cNvPicPr>
@@ -946,7 +946,7 @@
               <a:graphicData uri="http://schemas.openxmlformats.org/drawingml/2006/picture">
                 <pic:pic>
                   <pic:nvPicPr>
-                    <pic:cNvPr descr="C:\Git\dal\harbinger\examples\general\doc\06-utilities-examples_harutils_outliers_files/1f0f53bdd613b32eabc264327d34f06fe1783ee1.png" id="21" name="Picture"/>
+                    <pic:cNvPr descr="/home/gpca/harbinger/examples/general/doc/06-utilities-examples_harutils_outliers_files/12b0e70f37ccb0a5f7fbebd8e984d19d3bd13260.png" id="21" name="Picture"/>
                     <pic:cNvPicPr>
                       <a:picLocks noChangeArrowheads="1" noChangeAspect="1"/>
                     </pic:cNvPicPr>
@@ -1259,7 +1259,7 @@
               <a:graphicData uri="http://schemas.openxmlformats.org/drawingml/2006/picture">
                 <pic:pic>
                   <pic:nvPicPr>
-                    <pic:cNvPr descr="C:\Git\dal\harbinger\examples\general\doc\06-utilities-examples_harutils_outliers_files/5fc52e33b21fb65e2f2181824baf13077621bb8d.png" id="24" name="Picture"/>
+                    <pic:cNvPr descr="/home/gpca/harbinger/examples/general/doc/06-utilities-examples_harutils_outliers_files/b58e14706f6fb3d52821284027a755ed0a1781fb.png" id="24" name="Picture"/>
                     <pic:cNvPicPr>
                       <a:picLocks noChangeArrowheads="1" noChangeAspect="1"/>
                     </pic:cNvPicPr>
@@ -1572,7 +1572,7 @@
               <a:graphicData uri="http://schemas.openxmlformats.org/drawingml/2006/picture">
                 <pic:pic>
                   <pic:nvPicPr>
-                    <pic:cNvPr descr="C:\Git\dal\harbinger\examples\general\doc\06-utilities-examples_harutils_outliers_files/4ba199cffcec1b4427d403273bebabe642579bad.png" id="27" name="Picture"/>
+                    <pic:cNvPr descr="/home/gpca/harbinger/examples/general/doc/06-utilities-examples_harutils_outliers_files/863a6fba98677991383df5305501b7bf0c36d0f5.png" id="27" name="Picture"/>
                     <pic:cNvPicPr>
                       <a:picLocks noChangeArrowheads="1" noChangeAspect="1"/>
                     </pic:cNvPicPr>
@@ -1930,7 +1930,7 @@
               <a:graphicData uri="http://schemas.openxmlformats.org/drawingml/2006/picture">
                 <pic:pic>
                   <pic:nvPicPr>
-                    <pic:cNvPr descr="C:\Git\dal\harbinger\examples\general\doc\06-utilities-examples_harutils_outliers_files/ae52c710e78589450fc76278dac73417ed608cfc.png" id="30" name="Picture"/>
+                    <pic:cNvPr descr="/home/gpca/harbinger/examples/general/doc/06-utilities-examples_harutils_outliers_files/4a8862ddf7bda6ff27e6a65fd2b04ec7d2233ef0.png" id="30" name="Picture"/>
                     <pic:cNvPicPr>
                       <a:picLocks noChangeArrowheads="1" noChangeAspect="1"/>
                     </pic:cNvPicPr>
@@ -2288,7 +2288,7 @@
               <a:graphicData uri="http://schemas.openxmlformats.org/drawingml/2006/picture">
                 <pic:pic>
                   <pic:nvPicPr>
-                    <pic:cNvPr descr="C:\Git\dal\harbinger\examples\general\doc\06-utilities-examples_harutils_outliers_files/4e9087c16bc7045574ad37396ebff41684fda054.png" id="33" name="Picture"/>
+                    <pic:cNvPr descr="/home/gpca/harbinger/examples/general/doc/06-utilities-examples_harutils_outliers_files/2a917945bfe6e0e9c0d62008b41aa015cafe5b4f.png" id="33" name="Picture"/>
                     <pic:cNvPicPr>
                       <a:picLocks noChangeArrowheads="1" noChangeAspect="1"/>
                     </pic:cNvPicPr>
@@ -2691,7 +2691,7 @@
               <a:graphicData uri="http://schemas.openxmlformats.org/drawingml/2006/picture">
                 <pic:pic>
                   <pic:nvPicPr>
-                    <pic:cNvPr descr="C:\Git\dal\harbinger\examples\general\doc\06-utilities-examples_harutils_outliers_files/5b8395b6ff1387016e944cf1617bb68b3bb153d3.png" id="36" name="Picture"/>
+                    <pic:cNvPr descr="/home/gpca/harbinger/examples/general/doc/06-utilities-examples_harutils_outliers_files/d8ab73712bb8d71dfc3fdb52d44811b16245fd2c.png" id="36" name="Picture"/>
                     <pic:cNvPicPr>
                       <a:picLocks noChangeArrowheads="1" noChangeAspect="1"/>
                     </pic:cNvPicPr>
